--- a/ExportOrderWebServer/Resources/ExportOrder.docx
+++ b/ExportOrderWebServer/Resources/ExportOrder.docx
@@ -1210,10 +1210,10 @@
         <w:gridCol w:w="567"/>
         <w:gridCol w:w="2665"/>
         <w:gridCol w:w="1417"/>
-        <w:gridCol w:w="794"/>
+        <w:gridCol w:w="737"/>
         <w:gridCol w:w="680"/>
         <w:gridCol w:w="1134"/>
-        <w:gridCol w:w="737"/>
+        <w:gridCol w:w="794"/>
         <w:gridCol w:w="1361"/>
         <w:gridCol w:w="1361"/>
       </w:tblGrid>
@@ -1321,7 +1321,7 @@
         </w:tc>
         <w:tc>
           <w:tcPr>
-            <w:tcW w:w="794" w:type="dxa"/>
+            <w:tcW w:w="737" w:type="dxa"/>
             <w:tcBorders>
               <w:top w:val="single" w:sz="4" w:space="0" w:color="auto"/>
               <w:left w:val="single" w:sz="4" w:space="0" w:color="auto"/>
@@ -1421,7 +1421,7 @@
         </w:tc>
         <w:tc>
           <w:tcPr>
-            <w:tcW w:w="737" w:type="dxa"/>
+            <w:tcW w:w="794" w:type="dxa"/>
             <w:tcBorders>
               <w:top w:val="single" w:sz="4" w:space="0" w:color="auto"/>
               <w:left w:val="single" w:sz="4" w:space="0" w:color="auto"/>
@@ -1592,7 +1592,7 @@
         </w:tc>
         <w:tc>
           <w:tcPr>
-            <w:tcW w:w="794" w:type="dxa"/>
+            <w:tcW w:w="737" w:type="dxa"/>
             <w:tcBorders>
               <w:top w:val="nil"/>
               <w:left w:val="nil"/>
@@ -1662,7 +1662,7 @@
         </w:tc>
         <w:tc>
           <w:tcPr>
-            <w:tcW w:w="737" w:type="dxa"/>
+            <w:tcW w:w="794" w:type="dxa"/>
             <w:tcBorders>
               <w:top w:val="nil"/>
               <w:left w:val="nil"/>
